--- a/docs/标准操作手册.docx
+++ b/docs/标准操作手册.docx
@@ -2273,10 +2273,10 @@
         <w:rPr>
           <w:b/>
         </w:rPr>
-        <w:t>原样发给你的 agent</w:t>
-      </w:r>
-      <w:r>
-        <w:t>（WorkBuddy / DSH 之类），把方括号里的内容改成你要查的东西：</w:t>
+        <w:t>原样发给你的 AI 助手 / agent</w:t>
+      </w:r>
+      <w:r>
+        <w:t>（DSH 或你用的其它工具），把方括号里的内容改成你要查的东西：</w:t>
       </w:r>
     </w:p>
     <w:p>
@@ -11772,7 +11772,7 @@
           <w:rFonts w:ascii="Consolas" w:hAnsi="Consolas" w:eastAsia="Consolas"/>
           <w:sz w:val="18"/>
         </w:rPr>
-        <w:t xml:space="preserve">      "args": ["-X", "utf8", "wecom_cancel_ratio_bot.py", "run-shops", "--preview"],</w:t>
+        <w:t xml:space="preserve">      "args": ["-X", "utf8", "shop_report_bot.py", "run-shops", "--preview"],</w:t>
       </w:r>
     </w:p>
     <w:p>

--- a/docs/标准操作手册.docx
+++ b/docs/标准操作手册.docx
@@ -11366,7 +11366,7 @@
           <w:rFonts w:ascii="Consolas" w:hAnsi="Consolas" w:eastAsia="Consolas"/>
           <w:sz w:val="18"/>
         </w:rPr>
-        <w:t xml:space="preserve">      "cwd": "D:\\我的脚本\\balance-alert",</w:t>
+        <w:t xml:space="preserve">      "cwd": "D:\\我的脚本\\品牌A播报",</w:t>
       </w:r>
     </w:p>
     <w:p>
@@ -11380,7 +11380,7 @@
           <w:rFonts w:ascii="Consolas" w:hAnsi="Consolas" w:eastAsia="Consolas"/>
           <w:sz w:val="18"/>
         </w:rPr>
-        <w:t xml:space="preserve">      "exe": "D:\\我的脚本\\balance-alert\\runtime\\python\\python.exe",</w:t>
+        <w:t xml:space="preserve">      "exe": "D:\\我的脚本\\品牌A播报\\runtime\\python\\python.exe",</w:t>
       </w:r>
     </w:p>
     <w:p>
